--- a/static/uploads/mau/hopdong/nt1/tren_o1/hdcth.docx
+++ b/static/uploads/mau/hopdong/nt1/tren_o1/hdcth.docx
@@ -338,6 +338,7 @@
           <w:rFonts w:ascii="Times New Roman" w:hAnsi="Times New Roman"/>
           <w:sz w:val="28"/>
           <w:szCs w:val="24"/>
+          <w:lang w:val="vi-VN"/>
         </w:rPr>
       </w:pPr>
       <w:r>
@@ -345,6 +346,7 @@
           <w:rFonts w:ascii="Times New Roman" w:hAnsi="Times New Roman"/>
           <w:sz w:val="28"/>
           <w:szCs w:val="24"/>
+          <w:lang w:val="vi-VN"/>
         </w:rPr>
         <w:t>HỢP ĐỒNG LAO ĐỘNG</w:t>
       </w:r>
@@ -358,6 +360,7 @@
           <w:b w:val="0"/>
           <w:sz w:val="20"/>
           <w:szCs w:val="24"/>
+          <w:lang w:val="vi-VN"/>
         </w:rPr>
       </w:pPr>
       <w:r>
@@ -366,6 +369,7 @@
           <w:b w:val="0"/>
           <w:sz w:val="20"/>
           <w:szCs w:val="24"/>
+          <w:lang w:val="vi-VN"/>
         </w:rPr>
         <w:t>(C</w:t>
       </w:r>
@@ -375,6 +379,7 @@
           <w:b w:val="0"/>
           <w:sz w:val="20"/>
           <w:szCs w:val="24"/>
+          <w:lang w:val="vi-VN"/>
         </w:rPr>
         <w:t>ă</w:t>
       </w:r>
@@ -384,6 +389,7 @@
           <w:b w:val="0"/>
           <w:sz w:val="20"/>
           <w:szCs w:val="24"/>
+          <w:lang w:val="vi-VN"/>
         </w:rPr>
         <w:t>n cứ vào BLL</w:t>
       </w:r>
@@ -393,6 +399,7 @@
           <w:b w:val="0"/>
           <w:sz w:val="20"/>
           <w:szCs w:val="24"/>
+          <w:lang w:val="vi-VN"/>
         </w:rPr>
         <w:t>Đ</w:t>
       </w:r>
@@ -402,6 +409,7 @@
           <w:b w:val="0"/>
           <w:sz w:val="20"/>
           <w:szCs w:val="24"/>
+          <w:lang w:val="vi-VN"/>
         </w:rPr>
         <w:t xml:space="preserve"> 45/2019/QH 14 và N</w:t>
       </w:r>
@@ -411,6 +419,7 @@
           <w:b w:val="0"/>
           <w:sz w:val="20"/>
           <w:szCs w:val="24"/>
+          <w:lang w:val="vi-VN"/>
         </w:rPr>
         <w:t>Đ</w:t>
       </w:r>
@@ -420,6 +429,7 @@
           <w:b w:val="0"/>
           <w:sz w:val="20"/>
           <w:szCs w:val="24"/>
+          <w:lang w:val="vi-VN"/>
         </w:rPr>
         <w:t xml:space="preserve"> 145/2020/N</w:t>
       </w:r>
@@ -429,6 +439,7 @@
           <w:b w:val="0"/>
           <w:sz w:val="20"/>
           <w:szCs w:val="24"/>
+          <w:lang w:val="vi-VN"/>
         </w:rPr>
         <w:t>Đ</w:t>
       </w:r>
@@ -438,6 +449,7 @@
           <w:b w:val="0"/>
           <w:sz w:val="20"/>
           <w:szCs w:val="24"/>
+          <w:lang w:val="vi-VN"/>
         </w:rPr>
         <w:t>-CP, TT 10/2020/TT-BL</w:t>
       </w:r>
@@ -447,6 +459,7 @@
           <w:b w:val="0"/>
           <w:sz w:val="20"/>
           <w:szCs w:val="24"/>
+          <w:lang w:val="vi-VN"/>
         </w:rPr>
         <w:t>Đ</w:t>
       </w:r>
@@ -456,6 +469,7 @@
           <w:b w:val="0"/>
           <w:sz w:val="20"/>
           <w:szCs w:val="24"/>
+          <w:lang w:val="vi-VN"/>
         </w:rPr>
         <w:t>TBXH )</w:t>
       </w:r>
@@ -493,12 +507,14 @@
               <w:rPr>
                 <w:rFonts w:ascii="Times New Roman" w:hAnsi="Times New Roman"/>
                 <w:szCs w:val="24"/>
+                <w:lang w:val="vi-VN"/>
               </w:rPr>
             </w:pPr>
             <w:r>
               <w:rPr>
                 <w:rFonts w:ascii="Times New Roman" w:hAnsi="Times New Roman"/>
                 <w:szCs w:val="24"/>
+                <w:lang w:val="vi-VN"/>
               </w:rPr>
               <w:t xml:space="preserve">Chúng tôi, </w:t>
             </w:r>
@@ -506,6 +522,7 @@
               <w:rPr>
                 <w:rFonts w:ascii="Times New Roman" w:hAnsi="Times New Roman"/>
                 <w:szCs w:val="24"/>
+                <w:lang w:val="vi-VN"/>
               </w:rPr>
               <w:br/>
               <w:t>một bên là</w:t>
@@ -7708,7 +7725,16 @@
                 <w:szCs w:val="24"/>
                 <w:lang w:val="nl-NL"/>
               </w:rPr>
-              <w:t>sản xuất Nam Thu</w:t>
+              <w:t>S</w:t>
+            </w:r>
+            <w:r>
+              <w:rPr>
+                <w:rFonts w:ascii="Times New Roman" w:hAnsi="Times New Roman"/>
+                <w:b/>
+                <w:szCs w:val="24"/>
+                <w:lang w:val="nl-NL"/>
+              </w:rPr>
+              <w:t>ản xuất Nam Thu</w:t>
             </w:r>
             <w:r>
               <w:rPr>
@@ -9397,6 +9423,9 @@
   <wne:recipientData>
     <wne:active wne:val="1"/>
     <wne:hash wne:val="1707048493"/>
+  </wne:recipientData>
+  <wne:recipientData>
+    <wne:active wne:val="1"/>
   </wne:recipientData>
   <wne:recipientData>
     <wne:active wne:val="1"/>

--- a/static/uploads/mau/hopdong/nt1/tren_o1/hdcth.docx
+++ b/static/uploads/mau/hopdong/nt1/tren_o1/hdcth.docx
@@ -1399,7 +1399,21 @@
                 <w:rFonts w:ascii="Times New Roman" w:hAnsi="Times New Roman"/>
                 <w:lang w:val="nl-NL"/>
               </w:rPr>
-              <w:t>Tổ dân phố Thủy Sơn 7, phường Thủy Nguyên, thành phố Hải Phòng</w:t>
+              <w:t xml:space="preserve">Tổ dân phố Thủy Sơn </w:t>
+            </w:r>
+            <w:r>
+              <w:rPr>
+                <w:rFonts w:ascii="Times New Roman" w:hAnsi="Times New Roman"/>
+                <w:lang w:val="nl-NL"/>
+              </w:rPr>
+              <w:t>4</w:t>
+            </w:r>
+            <w:r>
+              <w:rPr>
+                <w:rFonts w:ascii="Times New Roman" w:hAnsi="Times New Roman"/>
+                <w:lang w:val="nl-NL"/>
+              </w:rPr>
+              <w:t>, phường Thủy Nguyên, thành phố Hải Phòng</w:t>
             </w:r>
           </w:p>
         </w:tc>
@@ -2641,7 +2655,23 @@
                 <w:szCs w:val="24"/>
                 <w:lang w:val="fr-FR"/>
               </w:rPr>
-              <w:t>Tổ dân phố Thủy Sơn 7, phường Thủy Nguyên, thành phố Hải Phòng</w:t>
+              <w:t xml:space="preserve">Tổ dân phố Thủy Sơn </w:t>
+            </w:r>
+            <w:r>
+              <w:rPr>
+                <w:rFonts w:ascii="Times New Roman" w:hAnsi="Times New Roman"/>
+                <w:szCs w:val="24"/>
+                <w:lang w:val="fr-FR"/>
+              </w:rPr>
+              <w:t>4</w:t>
+            </w:r>
+            <w:r>
+              <w:rPr>
+                <w:rFonts w:ascii="Times New Roman" w:hAnsi="Times New Roman"/>
+                <w:szCs w:val="24"/>
+                <w:lang w:val="fr-FR"/>
+              </w:rPr>
+              <w:t>, phường Thủy Nguyên, thành phố Hải Phòng</w:t>
             </w:r>
           </w:p>
           <w:p>
@@ -9423,6 +9453,9 @@
   <wne:recipientData>
     <wne:active wne:val="1"/>
     <wne:hash wne:val="1707048493"/>
+  </wne:recipientData>
+  <wne:recipientData>
+    <wne:active wne:val="1"/>
   </wne:recipientData>
   <wne:recipientData>
     <wne:active wne:val="1"/>
